--- a/TY_Computer_Algorithm_Lab/245109074_CAL_Assignment_1/Assignment_1_Sorting_Algorithms.docx
+++ b/TY_Computer_Algorithm_Lab/245109074_CAL_Assignment_1/Assignment_1_Sorting_Algorithms.docx
@@ -86,11 +86,14 @@
         <w:spacing w:before="800" w:after="0"/>
         <w:jc w:val="center"/>
         <w:rPr>
-          <w:color w:val="000000"/>
-        </w:rPr>
-      </w:pPr>
-      <w:r>
-        <w:rPr>
+          <w:b/>
+          <w:bCs/>
+        </w:rPr>
+      </w:pPr>
+      <w:r>
+        <w:rPr>
+          <w:b/>
+          <w:bCs/>
           <w:color w:val="000000"/>
           <w:sz w:val="24"/>
           <w:szCs w:val="24"/>
@@ -104,11 +107,14 @@
         <w:spacing w:before="150" w:after="0"/>
         <w:jc w:val="center"/>
         <w:rPr>
-          <w:color w:val="000000"/>
-        </w:rPr>
-      </w:pPr>
-      <w:r>
-        <w:rPr>
+          <w:b/>
+          <w:bCs/>
+        </w:rPr>
+      </w:pPr>
+      <w:r>
+        <w:rPr>
+          <w:b/>
+          <w:bCs/>
           <w:color w:val="000000"/>
           <w:sz w:val="24"/>
           <w:szCs w:val="24"/>
@@ -122,32 +128,56 @@
         <w:spacing w:before="150" w:after="0"/>
         <w:jc w:val="center"/>
         <w:rPr>
-          <w:color w:val="000000"/>
-        </w:rPr>
-      </w:pPr>
-      <w:r>
-        <w:rPr>
+          <w:b/>
+          <w:bCs/>
           <w:color w:val="000000"/>
           <w:sz w:val="24"/>
           <w:szCs w:val="24"/>
         </w:rPr>
+      </w:pPr>
+      <w:r>
+        <w:rPr>
+          <w:b/>
+          <w:bCs/>
+          <w:color w:val="000000"/>
+          <w:sz w:val="24"/>
+          <w:szCs w:val="24"/>
+        </w:rPr>
         <w:t>Class : TY B.Tech CSE (B)</w:t>
       </w:r>
     </w:p>
     <w:p>
       <w:pPr>
         <w:pStyle w:val="Normal"/>
-        <w:rPr>
-          <w:color w:val="000000"/>
-        </w:rPr>
-      </w:pPr>
-      <w:r>
-        <w:rPr>
-          <w:color w:val="000000"/>
-        </w:rPr>
-      </w:r>
-      <w:r>
-        <w:br w:type="page"/>
+        <w:spacing w:before="150" w:after="0"/>
+        <w:jc w:val="center"/>
+        <w:rPr>
+          <w:color w:val="000000"/>
+        </w:rPr>
+      </w:pPr>
+      <w:r>
+        <w:rPr>
+          <w:color w:val="000000"/>
+          <w:sz w:val="24"/>
+          <w:szCs w:val="24"/>
+        </w:rPr>
+      </w:r>
+    </w:p>
+    <w:p>
+      <w:pPr>
+        <w:pStyle w:val="Normal"/>
+        <w:spacing w:before="150" w:after="0"/>
+        <w:jc w:val="center"/>
+        <w:rPr>
+          <w:color w:val="000000"/>
+        </w:rPr>
+      </w:pPr>
+      <w:r>
+        <w:rPr>
+          <w:color w:val="000000"/>
+          <w:sz w:val="24"/>
+          <w:szCs w:val="24"/>
+        </w:rPr>
       </w:r>
     </w:p>
     <w:p>
@@ -325,6 +355,78 @@
           <w:szCs w:val="22"/>
         </w:rPr>
         <w:t>O(1) additional space, as the merge is performed in-place within array A using the existing buffer.</w:t>
+      </w:r>
+    </w:p>
+    <w:p>
+      <w:pPr>
+        <w:pStyle w:val="Normal"/>
+        <w:spacing w:before="200" w:after="80"/>
+        <w:rPr>
+          <w:color w:val="000000"/>
+        </w:rPr>
+      </w:pPr>
+      <w:r>
+        <w:rPr>
+          <w:b/>
+          <w:bCs/>
+          <w:color w:val="000000"/>
+          <w:sz w:val="22"/>
+          <w:szCs w:val="22"/>
+        </w:rPr>
+      </w:r>
+    </w:p>
+    <w:p>
+      <w:pPr>
+        <w:pStyle w:val="Normal"/>
+        <w:spacing w:before="200" w:after="80"/>
+        <w:rPr>
+          <w:color w:val="000000"/>
+        </w:rPr>
+      </w:pPr>
+      <w:r>
+        <w:rPr>
+          <w:b/>
+          <w:bCs/>
+          <w:color w:val="000000"/>
+          <w:sz w:val="22"/>
+          <w:szCs w:val="22"/>
+        </w:rPr>
+      </w:r>
+    </w:p>
+    <w:p>
+      <w:pPr>
+        <w:pStyle w:val="Normal"/>
+        <w:spacing w:before="200" w:after="80"/>
+        <w:rPr>
+          <w:color w:val="000000"/>
+        </w:rPr>
+      </w:pPr>
+      <w:r>
+        <w:rPr>
+          <w:b/>
+          <w:bCs/>
+          <w:color w:val="000000"/>
+          <w:sz w:val="22"/>
+          <w:szCs w:val="22"/>
+        </w:rPr>
+      </w:r>
+    </w:p>
+    <w:p>
+      <w:pPr>
+        <w:pStyle w:val="Normal"/>
+        <w:spacing w:before="200" w:after="80"/>
+        <w:rPr>
+          <w:color w:val="000000"/>
+        </w:rPr>
+      </w:pPr>
+      <w:r>
+        <w:rPr>
+          <w:b/>
+          <w:bCs/>
+          <w:color w:val="000000"/>
+          <w:sz w:val="22"/>
+          <w:szCs w:val="22"/>
+        </w:rPr>
       </w:r>
     </w:p>
     <w:p>
@@ -1539,6 +1641,54 @@
         </w:rPr>
       </w:pPr>
       <w:r>
+        <w:drawing>
+          <wp:anchor distT="0" distB="0" distL="0" distR="0" simplePos="0" relativeHeight="2" behindDoc="0" locked="0" layoutInCell="0" allowOverlap="1">
+            <wp:simplePos x="0" y="0"/>
+            <wp:positionH relativeFrom="column">
+              <wp:posOffset>45085</wp:posOffset>
+            </wp:positionH>
+            <wp:positionV relativeFrom="paragraph">
+              <wp:posOffset>647700</wp:posOffset>
+            </wp:positionV>
+            <wp:extent cx="5842000" cy="1778635"/>
+            <wp:effectExtent l="0" t="0" r="0" b="0"/>
+            <wp:wrapSquare wrapText="largest"/>
+            <wp:docPr id="1" name="Image1"/>
+            <wp:cNvGraphicFramePr>
+              <a:graphicFrameLocks xmlns:a="http://schemas.openxmlformats.org/drawingml/2006/main" noChangeAspect="1"/>
+            </wp:cNvGraphicFramePr>
+            <a:graphic xmlns:a="http://schemas.openxmlformats.org/drawingml/2006/main">
+              <a:graphicData uri="http://schemas.openxmlformats.org/drawingml/2006/picture">
+                <pic:pic xmlns:pic="http://schemas.openxmlformats.org/drawingml/2006/picture">
+                  <pic:nvPicPr>
+                    <pic:cNvPr id="1" name="Image1"/>
+                    <pic:cNvPicPr>
+                      <a:picLocks noChangeAspect="1" noChangeArrowheads="1"/>
+                    </pic:cNvPicPr>
+                  </pic:nvPicPr>
+                  <pic:blipFill>
+                    <a:blip r:embed="rId2"/>
+                    <a:stretch>
+                      <a:fillRect/>
+                    </a:stretch>
+                  </pic:blipFill>
+                  <pic:spPr bwMode="auto">
+                    <a:xfrm>
+                      <a:off x="0" y="0"/>
+                      <a:ext cx="5842000" cy="1778635"/>
+                    </a:xfrm>
+                    <a:prstGeom prst="rect">
+                      <a:avLst/>
+                    </a:prstGeom>
+                    <a:noFill/>
+                  </pic:spPr>
+                </pic:pic>
+              </a:graphicData>
+            </a:graphic>
+          </wp:anchor>
+        </w:drawing>
+      </w:r>
+      <w:r>
         <w:rPr>
           <w:b/>
           <w:bCs/>
@@ -1566,7 +1716,9 @@
         <w:gridCol w:w="9360"/>
       </w:tblGrid>
       <w:tr>
-        <w:trPr/>
+        <w:trPr>
+          <w:trHeight w:val="1521" w:hRule="atLeast"/>
+        </w:trPr>
         <w:tc>
           <w:tcPr>
             <w:tcW w:w="9360" w:type="dxa"/>
@@ -1590,7 +1742,170 @@
             </w:pPr>
             <w:r>
               <w:rPr>
-                <w:color w:val="000000"/>
+                <w:i/>
+                <w:iCs/>
+                <w:sz w:val="22"/>
+                <w:szCs w:val="22"/>
+              </w:rPr>
+            </w:r>
+          </w:p>
+          <w:p>
+            <w:pPr>
+              <w:pStyle w:val="Normal"/>
+              <w:jc w:val="center"/>
+              <w:rPr>
+                <w:i/>
+                <w:iCs/>
+                <w:sz w:val="22"/>
+                <w:szCs w:val="22"/>
+              </w:rPr>
+            </w:pPr>
+            <w:r>
+              <w:rPr>
+                <w:i/>
+                <w:iCs/>
+                <w:sz w:val="22"/>
+                <w:szCs w:val="22"/>
+              </w:rPr>
+            </w:r>
+          </w:p>
+          <w:p>
+            <w:pPr>
+              <w:pStyle w:val="Normal"/>
+              <w:jc w:val="center"/>
+              <w:rPr>
+                <w:i/>
+                <w:iCs/>
+                <w:sz w:val="22"/>
+                <w:szCs w:val="22"/>
+              </w:rPr>
+            </w:pPr>
+            <w:r>
+              <w:rPr>
+                <w:i/>
+                <w:iCs/>
+                <w:sz w:val="22"/>
+                <w:szCs w:val="22"/>
+              </w:rPr>
+            </w:r>
+          </w:p>
+          <w:p>
+            <w:pPr>
+              <w:pStyle w:val="Normal"/>
+              <w:jc w:val="center"/>
+              <w:rPr>
+                <w:i/>
+                <w:iCs/>
+                <w:sz w:val="22"/>
+                <w:szCs w:val="22"/>
+              </w:rPr>
+            </w:pPr>
+            <w:r>
+              <w:rPr>
+                <w:i/>
+                <w:iCs/>
+                <w:sz w:val="22"/>
+                <w:szCs w:val="22"/>
+              </w:rPr>
+            </w:r>
+          </w:p>
+          <w:p>
+            <w:pPr>
+              <w:pStyle w:val="Normal"/>
+              <w:jc w:val="center"/>
+              <w:rPr>
+                <w:i/>
+                <w:iCs/>
+                <w:sz w:val="22"/>
+                <w:szCs w:val="22"/>
+              </w:rPr>
+            </w:pPr>
+            <w:r>
+              <w:rPr>
+                <w:i/>
+                <w:iCs/>
+                <w:sz w:val="22"/>
+                <w:szCs w:val="22"/>
+              </w:rPr>
+            </w:r>
+          </w:p>
+          <w:p>
+            <w:pPr>
+              <w:pStyle w:val="Normal"/>
+              <w:jc w:val="center"/>
+              <w:rPr>
+                <w:i/>
+                <w:iCs/>
+                <w:sz w:val="22"/>
+                <w:szCs w:val="22"/>
+              </w:rPr>
+            </w:pPr>
+            <w:r>
+              <w:rPr>
+                <w:i/>
+                <w:iCs/>
+                <w:sz w:val="22"/>
+                <w:szCs w:val="22"/>
+              </w:rPr>
+            </w:r>
+          </w:p>
+          <w:p>
+            <w:pPr>
+              <w:pStyle w:val="Normal"/>
+              <w:jc w:val="center"/>
+              <w:rPr>
+                <w:i/>
+                <w:iCs/>
+                <w:sz w:val="22"/>
+                <w:szCs w:val="22"/>
+              </w:rPr>
+            </w:pPr>
+            <w:r>
+              <w:rPr>
+                <w:i/>
+                <w:iCs/>
+                <w:sz w:val="22"/>
+                <w:szCs w:val="22"/>
+              </w:rPr>
+            </w:r>
+          </w:p>
+          <w:p>
+            <w:pPr>
+              <w:pStyle w:val="Normal"/>
+              <w:jc w:val="center"/>
+              <w:rPr>
+                <w:i/>
+                <w:iCs/>
+                <w:sz w:val="22"/>
+                <w:szCs w:val="22"/>
+              </w:rPr>
+            </w:pPr>
+            <w:r>
+              <w:rPr>
+                <w:i/>
+                <w:iCs/>
+                <w:sz w:val="22"/>
+                <w:szCs w:val="22"/>
+              </w:rPr>
+            </w:r>
+          </w:p>
+          <w:p>
+            <w:pPr>
+              <w:pStyle w:val="Normal"/>
+              <w:jc w:val="center"/>
+              <w:rPr>
+                <w:i/>
+                <w:iCs/>
+                <w:sz w:val="22"/>
+                <w:szCs w:val="22"/>
+              </w:rPr>
+            </w:pPr>
+            <w:r>
+              <w:rPr>
+                <w:i/>
+                <w:iCs/>
+                <w:sz w:val="22"/>
+                <w:szCs w:val="22"/>
               </w:rPr>
             </w:r>
           </w:p>
@@ -1906,25 +2221,340 @@
                 <w:sz w:val="19"/>
                 <w:szCs w:val="19"/>
               </w:rPr>
-              <w:t xml:space="preserve"> </w:t>
-            </w:r>
-          </w:p>
-          <w:p>
-            <w:pPr>
-              <w:pStyle w:val="Normal"/>
-              <w:spacing w:before="0" w:after="0"/>
-              <w:rPr>
-                <w:color w:val="000000"/>
-              </w:rPr>
-            </w:pPr>
-            <w:r>
-              <w:rPr>
-                <w:rFonts w:eastAsia="Consolas" w:cs="Consolas" w:ascii="Consolas" w:hAnsi="Consolas"/>
-                <w:color w:val="000000"/>
-                <w:sz w:val="19"/>
-                <w:szCs w:val="19"/>
-              </w:rPr>
-              <w:t>void groupAnagrams(vector&lt;string&gt;&amp;arr)</w:t>
+              <w:t>void groupAnagrams(vector&lt;string&gt;&amp;arr){</w:t>
+            </w:r>
+          </w:p>
+          <w:p>
+            <w:pPr>
+              <w:pStyle w:val="Normal"/>
+              <w:spacing w:before="0" w:after="0"/>
+              <w:rPr>
+                <w:color w:val="000000"/>
+              </w:rPr>
+            </w:pPr>
+            <w:r>
+              <w:rPr>
+                <w:rFonts w:eastAsia="Consolas" w:cs="Consolas" w:ascii="Consolas" w:hAnsi="Consolas"/>
+                <w:color w:val="000000"/>
+                <w:sz w:val="19"/>
+                <w:szCs w:val="19"/>
+              </w:rPr>
+              <w:t xml:space="preserve">    </w:t>
+            </w:r>
+            <w:r>
+              <w:rPr>
+                <w:rFonts w:eastAsia="Consolas" w:cs="Consolas" w:ascii="Consolas" w:hAnsi="Consolas"/>
+                <w:color w:val="000000"/>
+                <w:sz w:val="19"/>
+                <w:szCs w:val="19"/>
+              </w:rPr>
+              <w:t>unordered_map&lt;string,vector&lt;string&gt;&gt;mp;</w:t>
+            </w:r>
+          </w:p>
+          <w:p>
+            <w:pPr>
+              <w:pStyle w:val="Normal"/>
+              <w:spacing w:before="0" w:after="0"/>
+              <w:rPr>
+                <w:color w:val="000000"/>
+              </w:rPr>
+            </w:pPr>
+            <w:r>
+              <w:rPr>
+                <w:rFonts w:eastAsia="Consolas" w:cs="Consolas" w:ascii="Consolas" w:hAnsi="Consolas"/>
+                <w:color w:val="000000"/>
+                <w:sz w:val="19"/>
+                <w:szCs w:val="19"/>
+              </w:rPr>
+              <w:t xml:space="preserve">    </w:t>
+            </w:r>
+            <w:r>
+              <w:rPr>
+                <w:rFonts w:eastAsia="Consolas" w:cs="Consolas" w:ascii="Consolas" w:hAnsi="Consolas"/>
+                <w:color w:val="000000"/>
+                <w:sz w:val="19"/>
+                <w:szCs w:val="19"/>
+              </w:rPr>
+              <w:t>for(string word:arr){</w:t>
+            </w:r>
+          </w:p>
+          <w:p>
+            <w:pPr>
+              <w:pStyle w:val="Normal"/>
+              <w:spacing w:before="0" w:after="0"/>
+              <w:rPr>
+                <w:color w:val="000000"/>
+              </w:rPr>
+            </w:pPr>
+            <w:r>
+              <w:rPr>
+                <w:rFonts w:eastAsia="Consolas" w:cs="Consolas" w:ascii="Consolas" w:hAnsi="Consolas"/>
+                <w:color w:val="000000"/>
+                <w:sz w:val="19"/>
+                <w:szCs w:val="19"/>
+              </w:rPr>
+              <w:t xml:space="preserve">        </w:t>
+            </w:r>
+            <w:r>
+              <w:rPr>
+                <w:rFonts w:eastAsia="Consolas" w:cs="Consolas" w:ascii="Consolas" w:hAnsi="Consolas"/>
+                <w:color w:val="000000"/>
+                <w:sz w:val="19"/>
+                <w:szCs w:val="19"/>
+              </w:rPr>
+              <w:t>string key=word;</w:t>
+            </w:r>
+          </w:p>
+          <w:p>
+            <w:pPr>
+              <w:pStyle w:val="Normal"/>
+              <w:spacing w:before="0" w:after="0"/>
+              <w:rPr>
+                <w:color w:val="000000"/>
+              </w:rPr>
+            </w:pPr>
+            <w:r>
+              <w:rPr>
+                <w:rFonts w:eastAsia="Consolas" w:cs="Consolas" w:ascii="Consolas" w:hAnsi="Consolas"/>
+                <w:color w:val="000000"/>
+                <w:sz w:val="19"/>
+                <w:szCs w:val="19"/>
+              </w:rPr>
+              <w:t xml:space="preserve">        </w:t>
+            </w:r>
+            <w:r>
+              <w:rPr>
+                <w:rFonts w:eastAsia="Consolas" w:cs="Consolas" w:ascii="Consolas" w:hAnsi="Consolas"/>
+                <w:color w:val="000000"/>
+                <w:sz w:val="19"/>
+                <w:szCs w:val="19"/>
+              </w:rPr>
+              <w:t>sort(key.begin(),key.end());</w:t>
+            </w:r>
+          </w:p>
+          <w:p>
+            <w:pPr>
+              <w:pStyle w:val="Normal"/>
+              <w:spacing w:before="0" w:after="0"/>
+              <w:rPr>
+                <w:color w:val="000000"/>
+              </w:rPr>
+            </w:pPr>
+            <w:r>
+              <w:rPr>
+                <w:rFonts w:eastAsia="Consolas" w:cs="Consolas" w:ascii="Consolas" w:hAnsi="Consolas"/>
+                <w:color w:val="000000"/>
+                <w:sz w:val="19"/>
+                <w:szCs w:val="19"/>
+              </w:rPr>
+              <w:t xml:space="preserve">        </w:t>
+            </w:r>
+            <w:r>
+              <w:rPr>
+                <w:rFonts w:eastAsia="Consolas" w:cs="Consolas" w:ascii="Consolas" w:hAnsi="Consolas"/>
+                <w:color w:val="000000"/>
+                <w:sz w:val="19"/>
+                <w:szCs w:val="19"/>
+              </w:rPr>
+              <w:t>mp[key].push_back(word);</w:t>
+            </w:r>
+          </w:p>
+          <w:p>
+            <w:pPr>
+              <w:pStyle w:val="Normal"/>
+              <w:spacing w:before="0" w:after="0"/>
+              <w:rPr>
+                <w:color w:val="000000"/>
+              </w:rPr>
+            </w:pPr>
+            <w:r>
+              <w:rPr>
+                <w:rFonts w:eastAsia="Consolas" w:cs="Consolas" w:ascii="Consolas" w:hAnsi="Consolas"/>
+                <w:color w:val="000000"/>
+                <w:sz w:val="19"/>
+                <w:szCs w:val="19"/>
+              </w:rPr>
+              <w:t xml:space="preserve">    </w:t>
+            </w:r>
+            <w:r>
+              <w:rPr>
+                <w:rFonts w:eastAsia="Consolas" w:cs="Consolas" w:ascii="Consolas" w:hAnsi="Consolas"/>
+                <w:color w:val="000000"/>
+                <w:sz w:val="19"/>
+                <w:szCs w:val="19"/>
+              </w:rPr>
+              <w:t>}</w:t>
+            </w:r>
+          </w:p>
+          <w:p>
+            <w:pPr>
+              <w:pStyle w:val="Normal"/>
+              <w:spacing w:before="0" w:after="0"/>
+              <w:rPr>
+                <w:color w:val="000000"/>
+              </w:rPr>
+            </w:pPr>
+            <w:r>
+              <w:rPr>
+                <w:rFonts w:eastAsia="Consolas" w:cs="Consolas" w:ascii="Consolas" w:hAnsi="Consolas"/>
+                <w:color w:val="000000"/>
+                <w:sz w:val="19"/>
+                <w:szCs w:val="19"/>
+              </w:rPr>
+              <w:t xml:space="preserve">    </w:t>
+            </w:r>
+            <w:r>
+              <w:rPr>
+                <w:rFonts w:eastAsia="Consolas" w:cs="Consolas" w:ascii="Consolas" w:hAnsi="Consolas"/>
+                <w:color w:val="000000"/>
+                <w:sz w:val="19"/>
+                <w:szCs w:val="19"/>
+              </w:rPr>
+              <w:t>for(auto group:mp){</w:t>
+            </w:r>
+          </w:p>
+          <w:p>
+            <w:pPr>
+              <w:pStyle w:val="Normal"/>
+              <w:spacing w:before="0" w:after="0"/>
+              <w:rPr>
+                <w:color w:val="000000"/>
+              </w:rPr>
+            </w:pPr>
+            <w:r>
+              <w:rPr>
+                <w:rFonts w:eastAsia="Consolas" w:cs="Consolas" w:ascii="Consolas" w:hAnsi="Consolas"/>
+                <w:color w:val="000000"/>
+                <w:sz w:val="19"/>
+                <w:szCs w:val="19"/>
+              </w:rPr>
+              <w:t xml:space="preserve">        </w:t>
+            </w:r>
+            <w:r>
+              <w:rPr>
+                <w:rFonts w:eastAsia="Consolas" w:cs="Consolas" w:ascii="Consolas" w:hAnsi="Consolas"/>
+                <w:color w:val="000000"/>
+                <w:sz w:val="19"/>
+                <w:szCs w:val="19"/>
+              </w:rPr>
+              <w:t>for(string word:group.second){</w:t>
+            </w:r>
+          </w:p>
+          <w:p>
+            <w:pPr>
+              <w:pStyle w:val="Normal"/>
+              <w:spacing w:before="0" w:after="0"/>
+              <w:rPr>
+                <w:color w:val="000000"/>
+              </w:rPr>
+            </w:pPr>
+            <w:r>
+              <w:rPr>
+                <w:rFonts w:eastAsia="Consolas" w:cs="Consolas" w:ascii="Consolas" w:hAnsi="Consolas"/>
+                <w:color w:val="000000"/>
+                <w:sz w:val="19"/>
+                <w:szCs w:val="19"/>
+              </w:rPr>
+              <w:t xml:space="preserve">            </w:t>
+            </w:r>
+            <w:r>
+              <w:rPr>
+                <w:rFonts w:eastAsia="Consolas" w:cs="Consolas" w:ascii="Consolas" w:hAnsi="Consolas"/>
+                <w:color w:val="000000"/>
+                <w:sz w:val="19"/>
+                <w:szCs w:val="19"/>
+              </w:rPr>
+              <w:t>cout&lt;&lt;word&lt;&lt;" ";</w:t>
+            </w:r>
+          </w:p>
+          <w:p>
+            <w:pPr>
+              <w:pStyle w:val="Normal"/>
+              <w:spacing w:before="0" w:after="0"/>
+              <w:rPr>
+                <w:color w:val="000000"/>
+              </w:rPr>
+            </w:pPr>
+            <w:r>
+              <w:rPr>
+                <w:rFonts w:eastAsia="Consolas" w:cs="Consolas" w:ascii="Consolas" w:hAnsi="Consolas"/>
+                <w:color w:val="000000"/>
+                <w:sz w:val="19"/>
+                <w:szCs w:val="19"/>
+              </w:rPr>
+              <w:t xml:space="preserve">        </w:t>
+            </w:r>
+            <w:r>
+              <w:rPr>
+                <w:rFonts w:eastAsia="Consolas" w:cs="Consolas" w:ascii="Consolas" w:hAnsi="Consolas"/>
+                <w:color w:val="000000"/>
+                <w:sz w:val="19"/>
+                <w:szCs w:val="19"/>
+              </w:rPr>
+              <w:t>}</w:t>
+            </w:r>
+          </w:p>
+          <w:p>
+            <w:pPr>
+              <w:pStyle w:val="Normal"/>
+              <w:spacing w:before="0" w:after="0"/>
+              <w:rPr>
+                <w:color w:val="000000"/>
+              </w:rPr>
+            </w:pPr>
+            <w:r>
+              <w:rPr>
+                <w:rFonts w:eastAsia="Consolas" w:cs="Consolas" w:ascii="Consolas" w:hAnsi="Consolas"/>
+                <w:color w:val="000000"/>
+                <w:sz w:val="19"/>
+                <w:szCs w:val="19"/>
+              </w:rPr>
+              <w:t xml:space="preserve">    </w:t>
+            </w:r>
+            <w:r>
+              <w:rPr>
+                <w:rFonts w:eastAsia="Consolas" w:cs="Consolas" w:ascii="Consolas" w:hAnsi="Consolas"/>
+                <w:color w:val="000000"/>
+                <w:sz w:val="19"/>
+                <w:szCs w:val="19"/>
+              </w:rPr>
+              <w:t>}</w:t>
+            </w:r>
+          </w:p>
+          <w:p>
+            <w:pPr>
+              <w:pStyle w:val="Normal"/>
+              <w:spacing w:before="0" w:after="0"/>
+              <w:rPr>
+                <w:color w:val="000000"/>
+              </w:rPr>
+            </w:pPr>
+            <w:r>
+              <w:rPr>
+                <w:rFonts w:eastAsia="Consolas" w:cs="Consolas" w:ascii="Consolas" w:hAnsi="Consolas"/>
+                <w:color w:val="000000"/>
+                <w:sz w:val="19"/>
+                <w:szCs w:val="19"/>
+              </w:rPr>
+              <w:t>}</w:t>
+            </w:r>
+          </w:p>
+          <w:p>
+            <w:pPr>
+              <w:pStyle w:val="Normal"/>
+              <w:spacing w:before="0" w:after="0"/>
+              <w:rPr>
+                <w:color w:val="000000"/>
+              </w:rPr>
+            </w:pPr>
+            <w:r>
+              <w:rPr>
+                <w:rFonts w:eastAsia="Consolas" w:cs="Consolas" w:ascii="Consolas" w:hAnsi="Consolas"/>
+                <w:color w:val="000000"/>
+                <w:sz w:val="19"/>
+                <w:szCs w:val="19"/>
+              </w:rPr>
+              <w:t>int main()</w:t>
             </w:r>
           </w:p>
           <w:p>
@@ -1969,25 +2599,7 @@
                 <w:sz w:val="19"/>
                 <w:szCs w:val="19"/>
               </w:rPr>
-              <w:t>unordered_map&lt;string,vector&lt;string&gt;&gt;mp;</w:t>
-            </w:r>
-          </w:p>
-          <w:p>
-            <w:pPr>
-              <w:pStyle w:val="Normal"/>
-              <w:spacing w:before="0" w:after="0"/>
-              <w:rPr>
-                <w:color w:val="000000"/>
-              </w:rPr>
-            </w:pPr>
-            <w:r>
-              <w:rPr>
-                <w:rFonts w:eastAsia="Consolas" w:cs="Consolas" w:ascii="Consolas" w:hAnsi="Consolas"/>
-                <w:color w:val="000000"/>
-                <w:sz w:val="19"/>
-                <w:szCs w:val="19"/>
-              </w:rPr>
-              <w:t xml:space="preserve"> </w:t>
+              <w:t>vector&lt;string&gt;arr={"abc","cab","bca","xyz","zyx","pqr"};</w:t>
             </w:r>
           </w:p>
           <w:p>
@@ -2014,511 +2626,7 @@
                 <w:sz w:val="19"/>
                 <w:szCs w:val="19"/>
               </w:rPr>
-              <w:t>for(string word:arr)</w:t>
-            </w:r>
-          </w:p>
-          <w:p>
-            <w:pPr>
-              <w:pStyle w:val="Normal"/>
-              <w:spacing w:before="0" w:after="0"/>
-              <w:rPr>
-                <w:color w:val="000000"/>
-              </w:rPr>
-            </w:pPr>
-            <w:r>
-              <w:rPr>
-                <w:rFonts w:eastAsia="Consolas" w:cs="Consolas" w:ascii="Consolas" w:hAnsi="Consolas"/>
-                <w:color w:val="000000"/>
-                <w:sz w:val="19"/>
-                <w:szCs w:val="19"/>
-              </w:rPr>
-              <w:t xml:space="preserve">    </w:t>
-            </w:r>
-            <w:r>
-              <w:rPr>
-                <w:rFonts w:eastAsia="Consolas" w:cs="Consolas" w:ascii="Consolas" w:hAnsi="Consolas"/>
-                <w:color w:val="000000"/>
-                <w:sz w:val="19"/>
-                <w:szCs w:val="19"/>
-              </w:rPr>
-              <w:t>{</w:t>
-            </w:r>
-          </w:p>
-          <w:p>
-            <w:pPr>
-              <w:pStyle w:val="Normal"/>
-              <w:spacing w:before="0" w:after="0"/>
-              <w:rPr>
-                <w:color w:val="000000"/>
-              </w:rPr>
-            </w:pPr>
-            <w:r>
-              <w:rPr>
-                <w:rFonts w:eastAsia="Consolas" w:cs="Consolas" w:ascii="Consolas" w:hAnsi="Consolas"/>
-                <w:color w:val="000000"/>
-                <w:sz w:val="19"/>
-                <w:szCs w:val="19"/>
-              </w:rPr>
-              <w:t xml:space="preserve">        </w:t>
-            </w:r>
-            <w:r>
-              <w:rPr>
-                <w:rFonts w:eastAsia="Consolas" w:cs="Consolas" w:ascii="Consolas" w:hAnsi="Consolas"/>
-                <w:color w:val="000000"/>
-                <w:sz w:val="19"/>
-                <w:szCs w:val="19"/>
-              </w:rPr>
-              <w:t>string key=word;</w:t>
-            </w:r>
-          </w:p>
-          <w:p>
-            <w:pPr>
-              <w:pStyle w:val="Normal"/>
-              <w:spacing w:before="0" w:after="0"/>
-              <w:rPr>
-                <w:color w:val="000000"/>
-              </w:rPr>
-            </w:pPr>
-            <w:r>
-              <w:rPr>
-                <w:rFonts w:eastAsia="Consolas" w:cs="Consolas" w:ascii="Consolas" w:hAnsi="Consolas"/>
-                <w:color w:val="000000"/>
-                <w:sz w:val="19"/>
-                <w:szCs w:val="19"/>
-              </w:rPr>
-              <w:t xml:space="preserve">        </w:t>
-            </w:r>
-            <w:r>
-              <w:rPr>
-                <w:rFonts w:eastAsia="Consolas" w:cs="Consolas" w:ascii="Consolas" w:hAnsi="Consolas"/>
-                <w:color w:val="000000"/>
-                <w:sz w:val="19"/>
-                <w:szCs w:val="19"/>
-              </w:rPr>
-              <w:t>sort(key.begin(),key.end());</w:t>
-            </w:r>
-          </w:p>
-          <w:p>
-            <w:pPr>
-              <w:pStyle w:val="Normal"/>
-              <w:spacing w:before="0" w:after="0"/>
-              <w:rPr>
-                <w:color w:val="000000"/>
-              </w:rPr>
-            </w:pPr>
-            <w:r>
-              <w:rPr>
-                <w:rFonts w:eastAsia="Consolas" w:cs="Consolas" w:ascii="Consolas" w:hAnsi="Consolas"/>
-                <w:color w:val="000000"/>
-                <w:sz w:val="19"/>
-                <w:szCs w:val="19"/>
-              </w:rPr>
-              <w:t xml:space="preserve">        </w:t>
-            </w:r>
-            <w:r>
-              <w:rPr>
-                <w:rFonts w:eastAsia="Consolas" w:cs="Consolas" w:ascii="Consolas" w:hAnsi="Consolas"/>
-                <w:color w:val="000000"/>
-                <w:sz w:val="19"/>
-                <w:szCs w:val="19"/>
-              </w:rPr>
-              <w:t>mp[key].push_back(word);</w:t>
-            </w:r>
-          </w:p>
-          <w:p>
-            <w:pPr>
-              <w:pStyle w:val="Normal"/>
-              <w:spacing w:before="0" w:after="0"/>
-              <w:rPr>
-                <w:color w:val="000000"/>
-              </w:rPr>
-            </w:pPr>
-            <w:r>
-              <w:rPr>
-                <w:rFonts w:eastAsia="Consolas" w:cs="Consolas" w:ascii="Consolas" w:hAnsi="Consolas"/>
-                <w:color w:val="000000"/>
-                <w:sz w:val="19"/>
-                <w:szCs w:val="19"/>
-              </w:rPr>
-              <w:t xml:space="preserve">    </w:t>
-            </w:r>
-            <w:r>
-              <w:rPr>
-                <w:rFonts w:eastAsia="Consolas" w:cs="Consolas" w:ascii="Consolas" w:hAnsi="Consolas"/>
-                <w:color w:val="000000"/>
-                <w:sz w:val="19"/>
-                <w:szCs w:val="19"/>
-              </w:rPr>
-              <w:t>}</w:t>
-            </w:r>
-          </w:p>
-          <w:p>
-            <w:pPr>
-              <w:pStyle w:val="Normal"/>
-              <w:spacing w:before="0" w:after="0"/>
-              <w:rPr>
-                <w:color w:val="000000"/>
-              </w:rPr>
-            </w:pPr>
-            <w:r>
-              <w:rPr>
-                <w:rFonts w:eastAsia="Consolas" w:cs="Consolas" w:ascii="Consolas" w:hAnsi="Consolas"/>
-                <w:color w:val="000000"/>
-                <w:sz w:val="19"/>
-                <w:szCs w:val="19"/>
-              </w:rPr>
-              <w:t xml:space="preserve"> </w:t>
-            </w:r>
-          </w:p>
-          <w:p>
-            <w:pPr>
-              <w:pStyle w:val="Normal"/>
-              <w:spacing w:before="0" w:after="0"/>
-              <w:rPr>
-                <w:color w:val="000000"/>
-              </w:rPr>
-            </w:pPr>
-            <w:r>
-              <w:rPr>
-                <w:rFonts w:eastAsia="Consolas" w:cs="Consolas" w:ascii="Consolas" w:hAnsi="Consolas"/>
-                <w:color w:val="000000"/>
-                <w:sz w:val="19"/>
-                <w:szCs w:val="19"/>
-              </w:rPr>
-              <w:t xml:space="preserve">    </w:t>
-            </w:r>
-            <w:r>
-              <w:rPr>
-                <w:rFonts w:eastAsia="Consolas" w:cs="Consolas" w:ascii="Consolas" w:hAnsi="Consolas"/>
-                <w:color w:val="000000"/>
-                <w:sz w:val="19"/>
-                <w:szCs w:val="19"/>
-              </w:rPr>
-              <w:t>for(auto group:mp)</w:t>
-            </w:r>
-          </w:p>
-          <w:p>
-            <w:pPr>
-              <w:pStyle w:val="Normal"/>
-              <w:spacing w:before="0" w:after="0"/>
-              <w:rPr>
-                <w:color w:val="000000"/>
-              </w:rPr>
-            </w:pPr>
-            <w:r>
-              <w:rPr>
-                <w:rFonts w:eastAsia="Consolas" w:cs="Consolas" w:ascii="Consolas" w:hAnsi="Consolas"/>
-                <w:color w:val="000000"/>
-                <w:sz w:val="19"/>
-                <w:szCs w:val="19"/>
-              </w:rPr>
-              <w:t xml:space="preserve">    </w:t>
-            </w:r>
-            <w:r>
-              <w:rPr>
-                <w:rFonts w:eastAsia="Consolas" w:cs="Consolas" w:ascii="Consolas" w:hAnsi="Consolas"/>
-                <w:color w:val="000000"/>
-                <w:sz w:val="19"/>
-                <w:szCs w:val="19"/>
-              </w:rPr>
-              <w:t>{</w:t>
-            </w:r>
-          </w:p>
-          <w:p>
-            <w:pPr>
-              <w:pStyle w:val="Normal"/>
-              <w:spacing w:before="0" w:after="0"/>
-              <w:rPr>
-                <w:color w:val="000000"/>
-              </w:rPr>
-            </w:pPr>
-            <w:r>
-              <w:rPr>
-                <w:rFonts w:eastAsia="Consolas" w:cs="Consolas" w:ascii="Consolas" w:hAnsi="Consolas"/>
-                <w:color w:val="000000"/>
-                <w:sz w:val="19"/>
-                <w:szCs w:val="19"/>
-              </w:rPr>
-              <w:t xml:space="preserve">        </w:t>
-            </w:r>
-            <w:r>
-              <w:rPr>
-                <w:rFonts w:eastAsia="Consolas" w:cs="Consolas" w:ascii="Consolas" w:hAnsi="Consolas"/>
-                <w:color w:val="000000"/>
-                <w:sz w:val="19"/>
-                <w:szCs w:val="19"/>
-              </w:rPr>
-              <w:t>for(string word:group.second)</w:t>
-            </w:r>
-          </w:p>
-          <w:p>
-            <w:pPr>
-              <w:pStyle w:val="Normal"/>
-              <w:spacing w:before="0" w:after="0"/>
-              <w:rPr>
-                <w:color w:val="000000"/>
-              </w:rPr>
-            </w:pPr>
-            <w:r>
-              <w:rPr>
-                <w:rFonts w:eastAsia="Consolas" w:cs="Consolas" w:ascii="Consolas" w:hAnsi="Consolas"/>
-                <w:color w:val="000000"/>
-                <w:sz w:val="19"/>
-                <w:szCs w:val="19"/>
-              </w:rPr>
-              <w:t xml:space="preserve">        </w:t>
-            </w:r>
-            <w:r>
-              <w:rPr>
-                <w:rFonts w:eastAsia="Consolas" w:cs="Consolas" w:ascii="Consolas" w:hAnsi="Consolas"/>
-                <w:color w:val="000000"/>
-                <w:sz w:val="19"/>
-                <w:szCs w:val="19"/>
-              </w:rPr>
-              <w:t>{</w:t>
-            </w:r>
-          </w:p>
-          <w:p>
-            <w:pPr>
-              <w:pStyle w:val="Normal"/>
-              <w:spacing w:before="0" w:after="0"/>
-              <w:rPr>
-                <w:color w:val="000000"/>
-              </w:rPr>
-            </w:pPr>
-            <w:r>
-              <w:rPr>
-                <w:rFonts w:eastAsia="Consolas" w:cs="Consolas" w:ascii="Consolas" w:hAnsi="Consolas"/>
-                <w:color w:val="000000"/>
-                <w:sz w:val="19"/>
-                <w:szCs w:val="19"/>
-              </w:rPr>
-              <w:t xml:space="preserve">            </w:t>
-            </w:r>
-            <w:r>
-              <w:rPr>
-                <w:rFonts w:eastAsia="Consolas" w:cs="Consolas" w:ascii="Consolas" w:hAnsi="Consolas"/>
-                <w:color w:val="000000"/>
-                <w:sz w:val="19"/>
-                <w:szCs w:val="19"/>
-              </w:rPr>
-              <w:t>cout&lt;&lt;word&lt;&lt;" ";</w:t>
-            </w:r>
-          </w:p>
-          <w:p>
-            <w:pPr>
-              <w:pStyle w:val="Normal"/>
-              <w:spacing w:before="0" w:after="0"/>
-              <w:rPr>
-                <w:color w:val="000000"/>
-              </w:rPr>
-            </w:pPr>
-            <w:r>
-              <w:rPr>
-                <w:rFonts w:eastAsia="Consolas" w:cs="Consolas" w:ascii="Consolas" w:hAnsi="Consolas"/>
-                <w:color w:val="000000"/>
-                <w:sz w:val="19"/>
-                <w:szCs w:val="19"/>
-              </w:rPr>
-              <w:t xml:space="preserve">        </w:t>
-            </w:r>
-            <w:r>
-              <w:rPr>
-                <w:rFonts w:eastAsia="Consolas" w:cs="Consolas" w:ascii="Consolas" w:hAnsi="Consolas"/>
-                <w:color w:val="000000"/>
-                <w:sz w:val="19"/>
-                <w:szCs w:val="19"/>
-              </w:rPr>
-              <w:t>}</w:t>
-            </w:r>
-          </w:p>
-          <w:p>
-            <w:pPr>
-              <w:pStyle w:val="Normal"/>
-              <w:spacing w:before="0" w:after="0"/>
-              <w:rPr>
-                <w:color w:val="000000"/>
-              </w:rPr>
-            </w:pPr>
-            <w:r>
-              <w:rPr>
-                <w:rFonts w:eastAsia="Consolas" w:cs="Consolas" w:ascii="Consolas" w:hAnsi="Consolas"/>
-                <w:color w:val="000000"/>
-                <w:sz w:val="19"/>
-                <w:szCs w:val="19"/>
-              </w:rPr>
-              <w:t xml:space="preserve">    </w:t>
-            </w:r>
-            <w:r>
-              <w:rPr>
-                <w:rFonts w:eastAsia="Consolas" w:cs="Consolas" w:ascii="Consolas" w:hAnsi="Consolas"/>
-                <w:color w:val="000000"/>
-                <w:sz w:val="19"/>
-                <w:szCs w:val="19"/>
-              </w:rPr>
-              <w:t>}</w:t>
-            </w:r>
-          </w:p>
-          <w:p>
-            <w:pPr>
-              <w:pStyle w:val="Normal"/>
-              <w:spacing w:before="0" w:after="0"/>
-              <w:rPr>
-                <w:color w:val="000000"/>
-              </w:rPr>
-            </w:pPr>
-            <w:r>
-              <w:rPr>
-                <w:rFonts w:eastAsia="Consolas" w:cs="Consolas" w:ascii="Consolas" w:hAnsi="Consolas"/>
-                <w:color w:val="000000"/>
-                <w:sz w:val="19"/>
-                <w:szCs w:val="19"/>
-              </w:rPr>
-              <w:t>}</w:t>
-            </w:r>
-          </w:p>
-          <w:p>
-            <w:pPr>
-              <w:pStyle w:val="Normal"/>
-              <w:spacing w:before="0" w:after="0"/>
-              <w:rPr>
-                <w:color w:val="000000"/>
-              </w:rPr>
-            </w:pPr>
-            <w:r>
-              <w:rPr>
-                <w:rFonts w:eastAsia="Consolas" w:cs="Consolas" w:ascii="Consolas" w:hAnsi="Consolas"/>
-                <w:color w:val="000000"/>
-                <w:sz w:val="19"/>
-                <w:szCs w:val="19"/>
-              </w:rPr>
-              <w:t xml:space="preserve"> </w:t>
-            </w:r>
-          </w:p>
-          <w:p>
-            <w:pPr>
-              <w:pStyle w:val="Normal"/>
-              <w:spacing w:before="0" w:after="0"/>
-              <w:rPr>
-                <w:color w:val="000000"/>
-              </w:rPr>
-            </w:pPr>
-            <w:r>
-              <w:rPr>
-                <w:rFonts w:eastAsia="Consolas" w:cs="Consolas" w:ascii="Consolas" w:hAnsi="Consolas"/>
-                <w:color w:val="000000"/>
-                <w:sz w:val="19"/>
-                <w:szCs w:val="19"/>
-              </w:rPr>
-              <w:t>int main()</w:t>
-            </w:r>
-          </w:p>
-          <w:p>
-            <w:pPr>
-              <w:pStyle w:val="Normal"/>
-              <w:spacing w:before="0" w:after="0"/>
-              <w:rPr>
-                <w:color w:val="000000"/>
-              </w:rPr>
-            </w:pPr>
-            <w:r>
-              <w:rPr>
-                <w:rFonts w:eastAsia="Consolas" w:cs="Consolas" w:ascii="Consolas" w:hAnsi="Consolas"/>
-                <w:color w:val="000000"/>
-                <w:sz w:val="19"/>
-                <w:szCs w:val="19"/>
-              </w:rPr>
-              <w:t>{</w:t>
-            </w:r>
-          </w:p>
-          <w:p>
-            <w:pPr>
-              <w:pStyle w:val="Normal"/>
-              <w:spacing w:before="0" w:after="0"/>
-              <w:rPr>
-                <w:color w:val="000000"/>
-              </w:rPr>
-            </w:pPr>
-            <w:r>
-              <w:rPr>
-                <w:rFonts w:eastAsia="Consolas" w:cs="Consolas" w:ascii="Consolas" w:hAnsi="Consolas"/>
-                <w:color w:val="000000"/>
-                <w:sz w:val="19"/>
-                <w:szCs w:val="19"/>
-              </w:rPr>
-              <w:t xml:space="preserve">    </w:t>
-            </w:r>
-            <w:r>
-              <w:rPr>
-                <w:rFonts w:eastAsia="Consolas" w:cs="Consolas" w:ascii="Consolas" w:hAnsi="Consolas"/>
-                <w:color w:val="000000"/>
-                <w:sz w:val="19"/>
-                <w:szCs w:val="19"/>
-              </w:rPr>
-              <w:t>vector&lt;string&gt;arr={"abc","cab","bca","xyz","zyx","pqr"};</w:t>
-            </w:r>
-          </w:p>
-          <w:p>
-            <w:pPr>
-              <w:pStyle w:val="Normal"/>
-              <w:spacing w:before="0" w:after="0"/>
-              <w:rPr>
-                <w:color w:val="000000"/>
-              </w:rPr>
-            </w:pPr>
-            <w:r>
-              <w:rPr>
-                <w:rFonts w:eastAsia="Consolas" w:cs="Consolas" w:ascii="Consolas" w:hAnsi="Consolas"/>
-                <w:color w:val="000000"/>
-                <w:sz w:val="19"/>
-                <w:szCs w:val="19"/>
-              </w:rPr>
-              <w:t xml:space="preserve"> </w:t>
-            </w:r>
-          </w:p>
-          <w:p>
-            <w:pPr>
-              <w:pStyle w:val="Normal"/>
-              <w:spacing w:before="0" w:after="0"/>
-              <w:rPr>
-                <w:color w:val="000000"/>
-              </w:rPr>
-            </w:pPr>
-            <w:r>
-              <w:rPr>
-                <w:rFonts w:eastAsia="Consolas" w:cs="Consolas" w:ascii="Consolas" w:hAnsi="Consolas"/>
-                <w:color w:val="000000"/>
-                <w:sz w:val="19"/>
-                <w:szCs w:val="19"/>
-              </w:rPr>
-              <w:t xml:space="preserve">    </w:t>
-            </w:r>
-            <w:r>
-              <w:rPr>
-                <w:rFonts w:eastAsia="Consolas" w:cs="Consolas" w:ascii="Consolas" w:hAnsi="Consolas"/>
-                <w:color w:val="000000"/>
-                <w:sz w:val="19"/>
-                <w:szCs w:val="19"/>
-              </w:rPr>
               <w:t>groupAnagrams(arr);</w:t>
-            </w:r>
-          </w:p>
-          <w:p>
-            <w:pPr>
-              <w:pStyle w:val="Normal"/>
-              <w:spacing w:before="0" w:after="0"/>
-              <w:rPr>
-                <w:color w:val="000000"/>
-              </w:rPr>
-            </w:pPr>
-            <w:r>
-              <w:rPr>
-                <w:rFonts w:eastAsia="Consolas" w:cs="Consolas" w:ascii="Consolas" w:hAnsi="Consolas"/>
-                <w:color w:val="000000"/>
-                <w:sz w:val="19"/>
-                <w:szCs w:val="19"/>
-              </w:rPr>
-              <w:t xml:space="preserve"> </w:t>
             </w:r>
           </w:p>
           <w:p>
@@ -2569,6 +2677,60 @@
         </w:tc>
       </w:tr>
     </w:tbl>
+    <w:p>
+      <w:pPr>
+        <w:pStyle w:val="Normal"/>
+        <w:spacing w:before="200" w:after="80"/>
+        <w:rPr>
+          <w:color w:val="000000"/>
+        </w:rPr>
+      </w:pPr>
+      <w:r>
+        <w:rPr>
+          <w:b/>
+          <w:bCs/>
+          <w:color w:val="000000"/>
+          <w:sz w:val="22"/>
+          <w:szCs w:val="22"/>
+        </w:rPr>
+      </w:r>
+    </w:p>
+    <w:p>
+      <w:pPr>
+        <w:pStyle w:val="Normal"/>
+        <w:spacing w:before="200" w:after="80"/>
+        <w:rPr>
+          <w:color w:val="000000"/>
+        </w:rPr>
+      </w:pPr>
+      <w:r>
+        <w:rPr>
+          <w:b/>
+          <w:bCs/>
+          <w:color w:val="000000"/>
+          <w:sz w:val="22"/>
+          <w:szCs w:val="22"/>
+        </w:rPr>
+      </w:r>
+    </w:p>
+    <w:p>
+      <w:pPr>
+        <w:pStyle w:val="Normal"/>
+        <w:spacing w:before="200" w:after="80"/>
+        <w:rPr>
+          <w:color w:val="000000"/>
+        </w:rPr>
+      </w:pPr>
+      <w:r>
+        <w:rPr>
+          <w:b/>
+          <w:bCs/>
+          <w:color w:val="000000"/>
+          <w:sz w:val="22"/>
+          <w:szCs w:val="22"/>
+        </w:rPr>
+      </w:r>
+    </w:p>
     <w:p>
       <w:pPr>
         <w:pStyle w:val="Normal"/>
@@ -2625,14 +2787,53 @@
               </w:rPr>
             </w:pPr>
             <w:r>
-              <w:rPr>
-                <w:i/>
-                <w:iCs/>
-                <w:color w:val="000000"/>
-                <w:sz w:val="22"/>
-                <w:szCs w:val="22"/>
-              </w:rPr>
-              <w:t>[ Output screenshot to be inserted here ]</w:t>
+              <w:rPr/>
+              <w:drawing>
+                <wp:anchor distT="0" distB="0" distL="0" distR="0" simplePos="0" relativeHeight="3" behindDoc="0" locked="0" layoutInCell="0" allowOverlap="1">
+                  <wp:simplePos x="0" y="0"/>
+                  <wp:positionH relativeFrom="column">
+                    <wp:posOffset>38735</wp:posOffset>
+                  </wp:positionH>
+                  <wp:positionV relativeFrom="paragraph">
+                    <wp:posOffset>635</wp:posOffset>
+                  </wp:positionV>
+                  <wp:extent cx="5738495" cy="1155700"/>
+                  <wp:effectExtent l="0" t="0" r="0" b="0"/>
+                  <wp:wrapSquare wrapText="largest"/>
+                  <wp:docPr id="2" name="Image2"/>
+                  <wp:cNvGraphicFramePr>
+                    <a:graphicFrameLocks xmlns:a="http://schemas.openxmlformats.org/drawingml/2006/main" noChangeAspect="1"/>
+                  </wp:cNvGraphicFramePr>
+                  <a:graphic xmlns:a="http://schemas.openxmlformats.org/drawingml/2006/main">
+                    <a:graphicData uri="http://schemas.openxmlformats.org/drawingml/2006/picture">
+                      <pic:pic xmlns:pic="http://schemas.openxmlformats.org/drawingml/2006/picture">
+                        <pic:nvPicPr>
+                          <pic:cNvPr id="2" name="Image2"/>
+                          <pic:cNvPicPr>
+                            <a:picLocks noChangeAspect="1" noChangeArrowheads="1"/>
+                          </pic:cNvPicPr>
+                        </pic:nvPicPr>
+                        <pic:blipFill>
+                          <a:blip r:embed="rId3"/>
+                          <a:stretch>
+                            <a:fillRect/>
+                          </a:stretch>
+                        </pic:blipFill>
+                        <pic:spPr bwMode="auto">
+                          <a:xfrm>
+                            <a:off x="0" y="0"/>
+                            <a:ext cx="5738495" cy="1155700"/>
+                          </a:xfrm>
+                          <a:prstGeom prst="rect">
+                            <a:avLst/>
+                          </a:prstGeom>
+                          <a:noFill/>
+                        </pic:spPr>
+                      </pic:pic>
+                    </a:graphicData>
+                  </a:graphic>
+                </wp:anchor>
+              </w:drawing>
             </w:r>
           </w:p>
         </w:tc>
@@ -2640,18 +2841,34 @@
     </w:tbl>
     <w:p>
       <w:pPr>
-        <w:pStyle w:val="Normal"/>
-        <w:rPr>
-          <w:color w:val="000000"/>
-        </w:rPr>
-      </w:pPr>
-      <w:r>
-        <w:rPr>
-          <w:color w:val="000000"/>
-        </w:rPr>
-      </w:r>
-      <w:r>
-        <w:br w:type="page"/>
+        <w:pStyle w:val="Heading1"/>
+        <w:spacing w:before="0" w:after="150"/>
+        <w:rPr>
+          <w:color w:val="000000"/>
+        </w:rPr>
+      </w:pPr>
+      <w:r>
+        <w:rPr>
+          <w:b/>
+          <w:bCs/>
+          <w:color w:val="000000"/>
+        </w:rPr>
+      </w:r>
+    </w:p>
+    <w:p>
+      <w:pPr>
+        <w:pStyle w:val="Heading1"/>
+        <w:spacing w:before="0" w:after="150"/>
+        <w:rPr>
+          <w:color w:val="000000"/>
+        </w:rPr>
+      </w:pPr>
+      <w:r>
+        <w:rPr>
+          <w:b/>
+          <w:bCs/>
+          <w:color w:val="000000"/>
+        </w:rPr>
       </w:r>
     </w:p>
     <w:p>
@@ -3523,24 +3740,6 @@
                 <w:sz w:val="19"/>
                 <w:szCs w:val="19"/>
               </w:rPr>
-              <w:t xml:space="preserve"> </w:t>
-            </w:r>
-          </w:p>
-          <w:p>
-            <w:pPr>
-              <w:pStyle w:val="Normal"/>
-              <w:spacing w:before="0" w:after="0"/>
-              <w:rPr>
-                <w:color w:val="000000"/>
-              </w:rPr>
-            </w:pPr>
-            <w:r>
-              <w:rPr>
-                <w:rFonts w:eastAsia="Consolas" w:cs="Consolas" w:ascii="Consolas" w:hAnsi="Consolas"/>
-                <w:color w:val="000000"/>
-                <w:sz w:val="19"/>
-                <w:szCs w:val="19"/>
-              </w:rPr>
               <w:t xml:space="preserve">    </w:t>
             </w:r>
             <w:r>
@@ -3835,6 +4034,96 @@
         </w:tc>
       </w:tr>
     </w:tbl>
+    <w:p>
+      <w:pPr>
+        <w:pStyle w:val="Normal"/>
+        <w:spacing w:before="200" w:after="80"/>
+        <w:rPr>
+          <w:color w:val="000000"/>
+        </w:rPr>
+      </w:pPr>
+      <w:r>
+        <w:rPr>
+          <w:b/>
+          <w:bCs/>
+          <w:color w:val="000000"/>
+          <w:sz w:val="22"/>
+          <w:szCs w:val="22"/>
+        </w:rPr>
+      </w:r>
+    </w:p>
+    <w:p>
+      <w:pPr>
+        <w:pStyle w:val="Normal"/>
+        <w:spacing w:before="200" w:after="80"/>
+        <w:rPr>
+          <w:color w:val="000000"/>
+        </w:rPr>
+      </w:pPr>
+      <w:r>
+        <w:rPr>
+          <w:b/>
+          <w:bCs/>
+          <w:color w:val="000000"/>
+          <w:sz w:val="22"/>
+          <w:szCs w:val="22"/>
+        </w:rPr>
+      </w:r>
+    </w:p>
+    <w:p>
+      <w:pPr>
+        <w:pStyle w:val="Normal"/>
+        <w:spacing w:before="200" w:after="80"/>
+        <w:rPr>
+          <w:color w:val="000000"/>
+        </w:rPr>
+      </w:pPr>
+      <w:r>
+        <w:rPr>
+          <w:b/>
+          <w:bCs/>
+          <w:color w:val="000000"/>
+          <w:sz w:val="22"/>
+          <w:szCs w:val="22"/>
+        </w:rPr>
+      </w:r>
+    </w:p>
+    <w:p>
+      <w:pPr>
+        <w:pStyle w:val="Normal"/>
+        <w:spacing w:before="200" w:after="80"/>
+        <w:rPr>
+          <w:color w:val="000000"/>
+        </w:rPr>
+      </w:pPr>
+      <w:r>
+        <w:rPr>
+          <w:b/>
+          <w:bCs/>
+          <w:color w:val="000000"/>
+          <w:sz w:val="22"/>
+          <w:szCs w:val="22"/>
+        </w:rPr>
+      </w:r>
+    </w:p>
+    <w:p>
+      <w:pPr>
+        <w:pStyle w:val="Normal"/>
+        <w:spacing w:before="200" w:after="80"/>
+        <w:rPr>
+          <w:color w:val="000000"/>
+        </w:rPr>
+      </w:pPr>
+      <w:r>
+        <w:rPr>
+          <w:b/>
+          <w:bCs/>
+          <w:color w:val="000000"/>
+          <w:sz w:val="22"/>
+          <w:szCs w:val="22"/>
+        </w:rPr>
+      </w:r>
+    </w:p>
     <w:p>
       <w:pPr>
         <w:pStyle w:val="Normal"/>
@@ -3891,14 +4180,53 @@
               </w:rPr>
             </w:pPr>
             <w:r>
-              <w:rPr>
-                <w:i/>
-                <w:iCs/>
-                <w:color w:val="000000"/>
-                <w:sz w:val="22"/>
-                <w:szCs w:val="22"/>
-              </w:rPr>
-              <w:t>[ Output screenshot to be inserted here ]</w:t>
+              <w:rPr/>
+              <w:drawing>
+                <wp:anchor distT="0" distB="0" distL="0" distR="0" simplePos="0" relativeHeight="4" behindDoc="0" locked="0" layoutInCell="0" allowOverlap="1">
+                  <wp:simplePos x="0" y="0"/>
+                  <wp:positionH relativeFrom="column">
+                    <wp:align>center</wp:align>
+                  </wp:positionH>
+                  <wp:positionV relativeFrom="paragraph">
+                    <wp:posOffset>635</wp:posOffset>
+                  </wp:positionV>
+                  <wp:extent cx="5753100" cy="1388110"/>
+                  <wp:effectExtent l="0" t="0" r="0" b="0"/>
+                  <wp:wrapSquare wrapText="largest"/>
+                  <wp:docPr id="3" name="Image3"/>
+                  <wp:cNvGraphicFramePr>
+                    <a:graphicFrameLocks xmlns:a="http://schemas.openxmlformats.org/drawingml/2006/main" noChangeAspect="1"/>
+                  </wp:cNvGraphicFramePr>
+                  <a:graphic xmlns:a="http://schemas.openxmlformats.org/drawingml/2006/main">
+                    <a:graphicData uri="http://schemas.openxmlformats.org/drawingml/2006/picture">
+                      <pic:pic xmlns:pic="http://schemas.openxmlformats.org/drawingml/2006/picture">
+                        <pic:nvPicPr>
+                          <pic:cNvPr id="3" name="Image3"/>
+                          <pic:cNvPicPr>
+                            <a:picLocks noChangeAspect="1" noChangeArrowheads="1"/>
+                          </pic:cNvPicPr>
+                        </pic:nvPicPr>
+                        <pic:blipFill>
+                          <a:blip r:embed="rId4"/>
+                          <a:stretch>
+                            <a:fillRect/>
+                          </a:stretch>
+                        </pic:blipFill>
+                        <pic:spPr bwMode="auto">
+                          <a:xfrm>
+                            <a:off x="0" y="0"/>
+                            <a:ext cx="5753100" cy="1388110"/>
+                          </a:xfrm>
+                          <a:prstGeom prst="rect">
+                            <a:avLst/>
+                          </a:prstGeom>
+                          <a:noFill/>
+                        </pic:spPr>
+                      </pic:pic>
+                    </a:graphicData>
+                  </a:graphic>
+                </wp:anchor>
+              </w:drawing>
             </w:r>
           </w:p>
         </w:tc>
@@ -3982,155 +4310,7 @@
         </w:rPr>
       </w:pPr>
       <w:r>
-        <w:rPr>
-          <w:b/>
-          <w:bCs/>
-          <w:color w:val="000000"/>
-          <w:sz w:val="22"/>
-          <w:szCs w:val="22"/>
-        </w:rPr>
-        <w:t>Proposed Solution:</w:t>
-      </w:r>
-    </w:p>
-    <w:p>
-      <w:pPr>
-        <w:pStyle w:val="Normal"/>
-        <w:spacing w:before="0" w:after="100"/>
-        <w:rPr>
-          <w:color w:val="000000"/>
-        </w:rPr>
-      </w:pPr>
-      <w:r>
-        <w:rPr>
-          <w:color w:val="000000"/>
-          <w:sz w:val="22"/>
-          <w:szCs w:val="22"/>
-        </w:rPr>
-        <w:t>Since a 20GB file cannot be loaded entirely into main memory, an External Merge Sort approach is used, which works in two phases.</w:t>
-      </w:r>
-    </w:p>
-    <w:p>
-      <w:pPr>
-        <w:pStyle w:val="Normal"/>
-        <w:spacing w:before="0" w:after="100"/>
-        <w:rPr>
-          <w:color w:val="000000"/>
-        </w:rPr>
-      </w:pPr>
-      <w:r>
-        <w:rPr>
-          <w:color w:val="000000"/>
-          <w:sz w:val="22"/>
-          <w:szCs w:val="22"/>
-        </w:rPr>
-        <w:t>Phase 1 (Chunking and Sorting): The large file is divided into smaller chunks that comfortably fit into available RAM (for example, 100MB each). Each chunk is loaded, sorted in memory using an efficient in-memory sort, and written back to disk as a separate sorted temporary file.</w:t>
-      </w:r>
-    </w:p>
-    <w:p>
-      <w:pPr>
-        <w:pStyle w:val="Normal"/>
-        <w:spacing w:before="0" w:after="100"/>
-        <w:rPr>
-          <w:color w:val="000000"/>
-        </w:rPr>
-      </w:pPr>
-      <w:r>
-        <w:rPr>
-          <w:color w:val="000000"/>
-          <w:sz w:val="22"/>
-          <w:szCs w:val="22"/>
-        </w:rPr>
-        <w:t>Phase 2 (K-way Merging): All the sorted chunk files are then merged together using a k-way merge, typically implemented with a min-heap that always picks the smallest current element among all chunks. This produces the final fully sorted file without ever loading the whole dataset into memory at once.</w:t>
-      </w:r>
-    </w:p>
-    <w:p>
-      <w:pPr>
-        <w:pStyle w:val="Normal"/>
-        <w:spacing w:before="0" w:after="100"/>
-        <w:rPr>
-          <w:color w:val="000000"/>
-        </w:rPr>
-      </w:pPr>
-      <w:r>
-        <w:rPr>
-          <w:color w:val="000000"/>
-          <w:sz w:val="22"/>
-          <w:szCs w:val="22"/>
-        </w:rPr>
-        <w:t>This is a theoretical/design question, so no source code file has been implemented for it.</w:t>
-      </w:r>
-    </w:p>
-    <w:p>
-      <w:pPr>
-        <w:pStyle w:val="Normal"/>
-        <w:spacing w:before="150" w:after="60"/>
-        <w:rPr>
-          <w:color w:val="000000"/>
-        </w:rPr>
-      </w:pPr>
-      <w:r>
-        <w:rPr>
-          <w:b/>
-          <w:bCs/>
-          <w:color w:val="000000"/>
-          <w:sz w:val="22"/>
-          <w:szCs w:val="22"/>
-        </w:rPr>
-        <w:t xml:space="preserve">Time Complexity: </w:t>
-      </w:r>
-      <w:r>
-        <w:rPr>
-          <w:color w:val="000000"/>
-          <w:sz w:val="22"/>
-          <w:szCs w:val="22"/>
-        </w:rPr>
-        <w:t>O(n log n), where n is the total number of lines — O(n log k) for sorting chunks plus O(n log k) for the k-way merge, k being the number of chunks.</w:t>
-      </w:r>
-    </w:p>
-    <w:p>
-      <w:pPr>
-        <w:pStyle w:val="Normal"/>
-        <w:spacing w:before="0" w:after="150"/>
-        <w:rPr>
-          <w:color w:val="000000"/>
-        </w:rPr>
-      </w:pPr>
-      <w:r>
-        <w:rPr>
-          <w:b/>
-          <w:bCs/>
-          <w:color w:val="000000"/>
-          <w:sz w:val="22"/>
-          <w:szCs w:val="22"/>
-        </w:rPr>
-        <w:t xml:space="preserve">Space Complexity: </w:t>
-      </w:r>
-      <w:r>
-        <w:rPr>
-          <w:color w:val="000000"/>
-          <w:sz w:val="22"/>
-          <w:szCs w:val="22"/>
-        </w:rPr>
-        <w:t>O(chunk size) in main memory at a time, and O(n) auxiliary space on disk for the temporary sorted chunk files.</w:t>
-      </w:r>
-    </w:p>
-    <w:p>
-      <w:pPr>
-        <w:pStyle w:val="Normal"/>
-        <w:spacing w:before="200" w:after="80"/>
-        <w:rPr>
-          <w:color w:val="000000"/>
-        </w:rPr>
-      </w:pPr>
-      <w:r>
-        <w:rPr>
-          <w:b/>
-          <w:bCs/>
-          <w:color w:val="000000"/>
-          <w:sz w:val="22"/>
-          <w:szCs w:val="22"/>
-        </w:rPr>
-        <w:t>Output:</w:t>
+        <w:rPr/>
       </w:r>
     </w:p>
     <w:tbl>
@@ -4164,20 +4344,146 @@
           <w:p>
             <w:pPr>
               <w:pStyle w:val="Normal"/>
-              <w:jc w:val="center"/>
-              <w:rPr>
-                <w:color w:val="000000"/>
-              </w:rPr>
-            </w:pPr>
-            <w:r>
-              <w:rPr>
+              <w:spacing w:before="200" w:after="80"/>
+              <w:rPr>
+                <w:color w:val="000000"/>
+              </w:rPr>
+            </w:pPr>
+            <w:r>
+              <w:rPr>
+                <w:b/>
+                <w:bCs/>
+                <w:color w:val="000000"/>
+                <w:sz w:val="22"/>
+                <w:szCs w:val="22"/>
+              </w:rPr>
+              <w:t>Proposed Solution:</w:t>
+            </w:r>
+          </w:p>
+          <w:p>
+            <w:pPr>
+              <w:pStyle w:val="Normal"/>
+              <w:spacing w:before="0" w:after="100"/>
+              <w:rPr>
+                <w:color w:val="000000"/>
+              </w:rPr>
+            </w:pPr>
+            <w:r>
+              <w:rPr>
+                <w:color w:val="000000"/>
+                <w:sz w:val="22"/>
+                <w:szCs w:val="22"/>
+              </w:rPr>
+              <w:t>Since a 20GB file cannot be loaded entirely into main memory, an External Merge Sort approach is used, which works in two phases.</w:t>
+            </w:r>
+          </w:p>
+          <w:p>
+            <w:pPr>
+              <w:pStyle w:val="Normal"/>
+              <w:spacing w:before="0" w:after="100"/>
+              <w:rPr>
+                <w:color w:val="000000"/>
+              </w:rPr>
+            </w:pPr>
+            <w:r>
+              <w:rPr>
+                <w:color w:val="000000"/>
+                <w:sz w:val="22"/>
+                <w:szCs w:val="22"/>
+              </w:rPr>
+              <w:t>Phase 1 (Chunking and Sorting): The large file is divided into smaller chunks that comfortably fit into available RAM (for example, 100MB each). Each chunk is loaded, sorted in memory using an efficient in-memory sort, and written back to disk as a separate sorted temporary file.</w:t>
+            </w:r>
+          </w:p>
+          <w:p>
+            <w:pPr>
+              <w:pStyle w:val="Normal"/>
+              <w:spacing w:before="0" w:after="100"/>
+              <w:rPr>
+                <w:color w:val="000000"/>
+              </w:rPr>
+            </w:pPr>
+            <w:r>
+              <w:rPr>
+                <w:color w:val="000000"/>
+                <w:sz w:val="22"/>
+                <w:szCs w:val="22"/>
+              </w:rPr>
+              <w:t>Phase 2 (K-way Merging): All the sorted chunk files are then merged together using a k-way merge, typically implemented with a min-heap that always picks the smallest current element among all chunks. This produces the final fully sorted file without ever loading the whole dataset into memory at once.</w:t>
+            </w:r>
+          </w:p>
+          <w:p>
+            <w:pPr>
+              <w:pStyle w:val="Normal"/>
+              <w:spacing w:before="0" w:after="100"/>
+              <w:rPr>
+                <w:color w:val="000000"/>
+              </w:rPr>
+            </w:pPr>
+            <w:r>
+              <w:rPr>
+                <w:color w:val="000000"/>
+                <w:sz w:val="22"/>
+                <w:szCs w:val="22"/>
+              </w:rPr>
+              <w:t>This is a theoretical/design question, so no source code file has been implemented for it.</w:t>
+            </w:r>
+          </w:p>
+          <w:p>
+            <w:pPr>
+              <w:pStyle w:val="Normal"/>
+              <w:spacing w:before="150" w:after="60"/>
+              <w:rPr>
+                <w:color w:val="000000"/>
+              </w:rPr>
+            </w:pPr>
+            <w:r>
+              <w:rPr>
+                <w:b/>
+                <w:bCs/>
+                <w:color w:val="000000"/>
+                <w:sz w:val="22"/>
+                <w:szCs w:val="22"/>
+              </w:rPr>
+              <w:t xml:space="preserve">Time Complexity: </w:t>
+            </w:r>
+            <w:r>
+              <w:rPr>
+                <w:color w:val="000000"/>
+                <w:sz w:val="22"/>
+                <w:szCs w:val="22"/>
+              </w:rPr>
+              <w:t>O(n log n), where n is the total number of lines — O(n log k) for sorting chunks plus O(n log k) for the k-way merge, k being the number of chunks.</w:t>
+            </w:r>
+          </w:p>
+          <w:p>
+            <w:pPr>
+              <w:pStyle w:val="Normal"/>
+              <w:spacing w:before="0" w:after="150"/>
+              <w:rPr>
+                <w:color w:val="000000"/>
+              </w:rPr>
+            </w:pPr>
+            <w:r>
+              <w:rPr>
+                <w:b/>
+                <w:bCs/>
                 <w:i/>
                 <w:iCs/>
                 <w:color w:val="000000"/>
                 <w:sz w:val="22"/>
                 <w:szCs w:val="22"/>
               </w:rPr>
-              <w:t>[ Output screenshot to be inserted here ]</w:t>
+              <w:t xml:space="preserve">Space Complexity: </w:t>
+            </w:r>
+            <w:r>
+              <w:rPr>
+                <w:i/>
+                <w:iCs/>
+                <w:color w:val="000000"/>
+                <w:sz w:val="22"/>
+                <w:szCs w:val="22"/>
+              </w:rPr>
+              <w:t>O(chunk size) in main memory at a time, and O(n) auxiliary space on disk for the temporary sorted chunk files.</w:t>
             </w:r>
           </w:p>
         </w:tc>
@@ -5301,14 +5607,53 @@
               </w:rPr>
             </w:pPr>
             <w:r>
-              <w:rPr>
-                <w:i/>
-                <w:iCs/>
-                <w:color w:val="000000"/>
-                <w:sz w:val="22"/>
-                <w:szCs w:val="22"/>
-              </w:rPr>
-              <w:t>[ Output screenshot to be inserted here ]</w:t>
+              <w:rPr/>
+              <w:drawing>
+                <wp:anchor distT="0" distB="0" distL="0" distR="0" simplePos="0" relativeHeight="5" behindDoc="0" locked="0" layoutInCell="0" allowOverlap="1">
+                  <wp:simplePos x="0" y="0"/>
+                  <wp:positionH relativeFrom="column">
+                    <wp:align>center</wp:align>
+                  </wp:positionH>
+                  <wp:positionV relativeFrom="paragraph">
+                    <wp:posOffset>635</wp:posOffset>
+                  </wp:positionV>
+                  <wp:extent cx="5753100" cy="1399540"/>
+                  <wp:effectExtent l="0" t="0" r="0" b="0"/>
+                  <wp:wrapSquare wrapText="largest"/>
+                  <wp:docPr id="4" name="Image4"/>
+                  <wp:cNvGraphicFramePr>
+                    <a:graphicFrameLocks xmlns:a="http://schemas.openxmlformats.org/drawingml/2006/main" noChangeAspect="1"/>
+                  </wp:cNvGraphicFramePr>
+                  <a:graphic xmlns:a="http://schemas.openxmlformats.org/drawingml/2006/main">
+                    <a:graphicData uri="http://schemas.openxmlformats.org/drawingml/2006/picture">
+                      <pic:pic xmlns:pic="http://schemas.openxmlformats.org/drawingml/2006/picture">
+                        <pic:nvPicPr>
+                          <pic:cNvPr id="4" name="Image4"/>
+                          <pic:cNvPicPr>
+                            <a:picLocks noChangeAspect="1" noChangeArrowheads="1"/>
+                          </pic:cNvPicPr>
+                        </pic:nvPicPr>
+                        <pic:blipFill>
+                          <a:blip r:embed="rId5"/>
+                          <a:stretch>
+                            <a:fillRect/>
+                          </a:stretch>
+                        </pic:blipFill>
+                        <pic:spPr bwMode="auto">
+                          <a:xfrm>
+                            <a:off x="0" y="0"/>
+                            <a:ext cx="5753100" cy="1399540"/>
+                          </a:xfrm>
+                          <a:prstGeom prst="rect">
+                            <a:avLst/>
+                          </a:prstGeom>
+                          <a:noFill/>
+                        </pic:spPr>
+                      </pic:pic>
+                    </a:graphicData>
+                  </a:graphic>
+                </wp:anchor>
+              </w:drawing>
             </w:r>
           </w:p>
         </w:tc>
@@ -5838,24 +6183,6 @@
                 <w:sz w:val="19"/>
                 <w:szCs w:val="19"/>
               </w:rPr>
-              <w:t xml:space="preserve"> </w:t>
-            </w:r>
-          </w:p>
-          <w:p>
-            <w:pPr>
-              <w:pStyle w:val="Normal"/>
-              <w:spacing w:before="0" w:after="0"/>
-              <w:rPr>
-                <w:color w:val="000000"/>
-              </w:rPr>
-            </w:pPr>
-            <w:r>
-              <w:rPr>
-                <w:rFonts w:eastAsia="Consolas" w:cs="Consolas" w:ascii="Consolas" w:hAnsi="Consolas"/>
-                <w:color w:val="000000"/>
-                <w:sz w:val="19"/>
-                <w:szCs w:val="19"/>
-              </w:rPr>
               <w:t xml:space="preserve">    </w:t>
             </w:r>
             <w:r>
@@ -5865,25 +6192,25 @@
                 <w:sz w:val="19"/>
                 <w:szCs w:val="19"/>
               </w:rPr>
-              <w:t>int target=9;</w:t>
-            </w:r>
-          </w:p>
-          <w:p>
-            <w:pPr>
-              <w:pStyle w:val="Normal"/>
-              <w:spacing w:before="0" w:after="0"/>
-              <w:rPr>
-                <w:color w:val="000000"/>
-              </w:rPr>
-            </w:pPr>
-            <w:r>
-              <w:rPr>
-                <w:rFonts w:eastAsia="Consolas" w:cs="Consolas" w:ascii="Consolas" w:hAnsi="Consolas"/>
-                <w:color w:val="000000"/>
-                <w:sz w:val="19"/>
-                <w:szCs w:val="19"/>
-              </w:rPr>
-              <w:t xml:space="preserve"> </w:t>
+              <w:t xml:space="preserve">int </w:t>
+            </w:r>
+            <w:r>
+              <w:rPr>
+                <w:rFonts w:eastAsia="Consolas" w:cs="Consolas" w:ascii="Consolas" w:hAnsi="Consolas"/>
+                <w:color w:val="000000"/>
+                <w:sz w:val="19"/>
+                <w:szCs w:val="19"/>
+              </w:rPr>
+              <w:t>t</w:t>
+            </w:r>
+            <w:r>
+              <w:rPr>
+                <w:rFonts w:eastAsia="Consolas" w:cs="Consolas" w:ascii="Consolas" w:hAnsi="Consolas"/>
+                <w:color w:val="000000"/>
+                <w:sz w:val="19"/>
+                <w:szCs w:val="19"/>
+              </w:rPr>
+              <w:t>arget=9;</w:t>
             </w:r>
           </w:p>
           <w:p>
@@ -5928,24 +6255,6 @@
                 <w:sz w:val="19"/>
                 <w:szCs w:val="19"/>
               </w:rPr>
-              <w:t xml:space="preserve"> </w:t>
-            </w:r>
-          </w:p>
-          <w:p>
-            <w:pPr>
-              <w:pStyle w:val="Normal"/>
-              <w:spacing w:before="0" w:after="0"/>
-              <w:rPr>
-                <w:color w:val="000000"/>
-              </w:rPr>
-            </w:pPr>
-            <w:r>
-              <w:rPr>
-                <w:rFonts w:eastAsia="Consolas" w:cs="Consolas" w:ascii="Consolas" w:hAnsi="Consolas"/>
-                <w:color w:val="000000"/>
-                <w:sz w:val="19"/>
-                <w:szCs w:val="19"/>
-              </w:rPr>
               <w:t xml:space="preserve">    </w:t>
             </w:r>
             <w:r>
@@ -6064,24 +6373,6 @@
                 <w:szCs w:val="19"/>
               </w:rPr>
               <w:t>}</w:t>
-            </w:r>
-          </w:p>
-          <w:p>
-            <w:pPr>
-              <w:pStyle w:val="Normal"/>
-              <w:spacing w:before="0" w:after="0"/>
-              <w:rPr>
-                <w:color w:val="000000"/>
-              </w:rPr>
-            </w:pPr>
-            <w:r>
-              <w:rPr>
-                <w:rFonts w:eastAsia="Consolas" w:cs="Consolas" w:ascii="Consolas" w:hAnsi="Consolas"/>
-                <w:color w:val="000000"/>
-                <w:sz w:val="19"/>
-                <w:szCs w:val="19"/>
-              </w:rPr>
-              <w:t xml:space="preserve"> </w:t>
             </w:r>
           </w:p>
           <w:p>
@@ -6341,14 +6632,53 @@
               </w:rPr>
             </w:pPr>
             <w:r>
-              <w:rPr>
-                <w:i/>
-                <w:iCs/>
-                <w:color w:val="000000"/>
-                <w:sz w:val="22"/>
-                <w:szCs w:val="22"/>
-              </w:rPr>
-              <w:t>[ Output screenshot to be inserted here ]</w:t>
+              <w:rPr/>
+              <w:drawing>
+                <wp:anchor distT="0" distB="0" distL="0" distR="0" simplePos="0" relativeHeight="6" behindDoc="0" locked="0" layoutInCell="0" allowOverlap="1">
+                  <wp:simplePos x="0" y="0"/>
+                  <wp:positionH relativeFrom="column">
+                    <wp:align>center</wp:align>
+                  </wp:positionH>
+                  <wp:positionV relativeFrom="paragraph">
+                    <wp:posOffset>635</wp:posOffset>
+                  </wp:positionV>
+                  <wp:extent cx="5753100" cy="1510665"/>
+                  <wp:effectExtent l="0" t="0" r="0" b="0"/>
+                  <wp:wrapSquare wrapText="largest"/>
+                  <wp:docPr id="5" name="Image5"/>
+                  <wp:cNvGraphicFramePr>
+                    <a:graphicFrameLocks xmlns:a="http://schemas.openxmlformats.org/drawingml/2006/main" noChangeAspect="1"/>
+                  </wp:cNvGraphicFramePr>
+                  <a:graphic xmlns:a="http://schemas.openxmlformats.org/drawingml/2006/main">
+                    <a:graphicData uri="http://schemas.openxmlformats.org/drawingml/2006/picture">
+                      <pic:pic xmlns:pic="http://schemas.openxmlformats.org/drawingml/2006/picture">
+                        <pic:nvPicPr>
+                          <pic:cNvPr id="5" name="Image5"/>
+                          <pic:cNvPicPr>
+                            <a:picLocks noChangeAspect="1" noChangeArrowheads="1"/>
+                          </pic:cNvPicPr>
+                        </pic:nvPicPr>
+                        <pic:blipFill>
+                          <a:blip r:embed="rId6"/>
+                          <a:stretch>
+                            <a:fillRect/>
+                          </a:stretch>
+                        </pic:blipFill>
+                        <pic:spPr bwMode="auto">
+                          <a:xfrm>
+                            <a:off x="0" y="0"/>
+                            <a:ext cx="5753100" cy="1510665"/>
+                          </a:xfrm>
+                          <a:prstGeom prst="rect">
+                            <a:avLst/>
+                          </a:prstGeom>
+                          <a:noFill/>
+                        </pic:spPr>
+                      </pic:pic>
+                    </a:graphicData>
+                  </a:graphic>
+                </wp:anchor>
+              </w:drawing>
             </w:r>
           </w:p>
         </w:tc>
@@ -7697,14 +8027,53 @@
               </w:rPr>
             </w:pPr>
             <w:r>
-              <w:rPr>
-                <w:i/>
-                <w:iCs/>
-                <w:color w:val="000000"/>
-                <w:sz w:val="22"/>
-                <w:szCs w:val="22"/>
-              </w:rPr>
-              <w:t>[ Output screenshot to be inserted here ]</w:t>
+              <w:rPr/>
+              <w:drawing>
+                <wp:anchor distT="0" distB="0" distL="0" distR="0" simplePos="0" relativeHeight="7" behindDoc="0" locked="0" layoutInCell="0" allowOverlap="1">
+                  <wp:simplePos x="0" y="0"/>
+                  <wp:positionH relativeFrom="column">
+                    <wp:align>center</wp:align>
+                  </wp:positionH>
+                  <wp:positionV relativeFrom="paragraph">
+                    <wp:posOffset>635</wp:posOffset>
+                  </wp:positionV>
+                  <wp:extent cx="5753100" cy="1609725"/>
+                  <wp:effectExtent l="0" t="0" r="0" b="0"/>
+                  <wp:wrapSquare wrapText="largest"/>
+                  <wp:docPr id="6" name="Image6"/>
+                  <wp:cNvGraphicFramePr>
+                    <a:graphicFrameLocks xmlns:a="http://schemas.openxmlformats.org/drawingml/2006/main" noChangeAspect="1"/>
+                  </wp:cNvGraphicFramePr>
+                  <a:graphic xmlns:a="http://schemas.openxmlformats.org/drawingml/2006/main">
+                    <a:graphicData uri="http://schemas.openxmlformats.org/drawingml/2006/picture">
+                      <pic:pic xmlns:pic="http://schemas.openxmlformats.org/drawingml/2006/picture">
+                        <pic:nvPicPr>
+                          <pic:cNvPr id="6" name="Image6"/>
+                          <pic:cNvPicPr>
+                            <a:picLocks noChangeAspect="1" noChangeArrowheads="1"/>
+                          </pic:cNvPicPr>
+                        </pic:nvPicPr>
+                        <pic:blipFill>
+                          <a:blip r:embed="rId7"/>
+                          <a:stretch>
+                            <a:fillRect/>
+                          </a:stretch>
+                        </pic:blipFill>
+                        <pic:spPr bwMode="auto">
+                          <a:xfrm>
+                            <a:off x="0" y="0"/>
+                            <a:ext cx="5753100" cy="1609725"/>
+                          </a:xfrm>
+                          <a:prstGeom prst="rect">
+                            <a:avLst/>
+                          </a:prstGeom>
+                          <a:noFill/>
+                        </pic:spPr>
+                      </pic:pic>
+                    </a:graphicData>
+                  </a:graphic>
+                </wp:anchor>
+              </w:drawing>
             </w:r>
           </w:p>
         </w:tc>
@@ -8937,14 +9306,53 @@
               </w:rPr>
             </w:pPr>
             <w:r>
-              <w:rPr>
-                <w:i/>
-                <w:iCs/>
-                <w:color w:val="000000"/>
-                <w:sz w:val="22"/>
-                <w:szCs w:val="22"/>
-              </w:rPr>
-              <w:t>[ Output screenshot to be inserted here ]</w:t>
+              <w:rPr/>
+              <w:drawing>
+                <wp:anchor distT="0" distB="0" distL="0" distR="0" simplePos="0" relativeHeight="8" behindDoc="0" locked="0" layoutInCell="0" allowOverlap="1">
+                  <wp:simplePos x="0" y="0"/>
+                  <wp:positionH relativeFrom="column">
+                    <wp:align>center</wp:align>
+                  </wp:positionH>
+                  <wp:positionV relativeFrom="paragraph">
+                    <wp:posOffset>635</wp:posOffset>
+                  </wp:positionV>
+                  <wp:extent cx="5753100" cy="2032635"/>
+                  <wp:effectExtent l="0" t="0" r="0" b="0"/>
+                  <wp:wrapSquare wrapText="largest"/>
+                  <wp:docPr id="7" name="Image7"/>
+                  <wp:cNvGraphicFramePr>
+                    <a:graphicFrameLocks xmlns:a="http://schemas.openxmlformats.org/drawingml/2006/main" noChangeAspect="1"/>
+                  </wp:cNvGraphicFramePr>
+                  <a:graphic xmlns:a="http://schemas.openxmlformats.org/drawingml/2006/main">
+                    <a:graphicData uri="http://schemas.openxmlformats.org/drawingml/2006/picture">
+                      <pic:pic xmlns:pic="http://schemas.openxmlformats.org/drawingml/2006/picture">
+                        <pic:nvPicPr>
+                          <pic:cNvPr id="7" name="Image7"/>
+                          <pic:cNvPicPr>
+                            <a:picLocks noChangeAspect="1" noChangeArrowheads="1"/>
+                          </pic:cNvPicPr>
+                        </pic:nvPicPr>
+                        <pic:blipFill>
+                          <a:blip r:embed="rId8"/>
+                          <a:stretch>
+                            <a:fillRect/>
+                          </a:stretch>
+                        </pic:blipFill>
+                        <pic:spPr bwMode="auto">
+                          <a:xfrm>
+                            <a:off x="0" y="0"/>
+                            <a:ext cx="5753100" cy="2032635"/>
+                          </a:xfrm>
+                          <a:prstGeom prst="rect">
+                            <a:avLst/>
+                          </a:prstGeom>
+                          <a:noFill/>
+                        </pic:spPr>
+                      </pic:pic>
+                    </a:graphicData>
+                  </a:graphic>
+                </wp:anchor>
+              </w:drawing>
             </w:r>
           </w:p>
         </w:tc>
@@ -8983,6 +9391,7 @@
     <w:qFormat/>
     <w:pPr>
       <w:widowControl/>
+      <w:suppressAutoHyphens w:val="true"/>
       <w:bidi w:val="0"/>
       <w:spacing w:before="0" w:after="0"/>
       <w:jc w:val="start"/>
@@ -9067,11 +9476,18 @@
       <w:u w:val="single"/>
     </w:rPr>
   </w:style>
-  <w:style w:type="character" w:styleId="FootnoteCharacters">
-    <w:name w:val="Footnote Characters"/>
+  <w:style w:type="character" w:styleId="FootnoteCharactersuser">
+    <w:name w:val="Footnote Characters (user)"/>
     <w:uiPriority w:val="99"/>
     <w:semiHidden/>
     <w:unhideWhenUsed/>
+    <w:qFormat/>
+    <w:rPr>
+      <w:vertAlign w:val="superscript"/>
+    </w:rPr>
+  </w:style>
+  <w:style w:type="character" w:styleId="FootnoteCharacters">
+    <w:name w:val="Footnote Characters"/>
     <w:qFormat/>
     <w:rPr>
       <w:vertAlign w:val="superscript"/>
@@ -9095,11 +9511,18 @@
       <w:szCs w:val="20"/>
     </w:rPr>
   </w:style>
-  <w:style w:type="character" w:styleId="EndnoteCharacters">
-    <w:name w:val="Endnote Characters"/>
+  <w:style w:type="character" w:styleId="EndnoteCharactersuser">
+    <w:name w:val="Endnote Characters (user)"/>
     <w:uiPriority w:val="99"/>
     <w:semiHidden/>
     <w:unhideWhenUsed/>
+    <w:qFormat/>
+    <w:rPr>
+      <w:vertAlign w:val="superscript"/>
+    </w:rPr>
+  </w:style>
+  <w:style w:type="character" w:styleId="EndnoteCharacters">
+    <w:name w:val="Endnote Characters"/>
     <w:qFormat/>
     <w:rPr>
       <w:vertAlign w:val="superscript"/>
@@ -9196,6 +9619,7 @@
     <w:qFormat/>
     <w:pPr>
       <w:widowControl/>
+      <w:suppressAutoHyphens w:val="true"/>
       <w:bidi w:val="0"/>
       <w:spacing w:before="0" w:after="0"/>
       <w:jc w:val="start"/>
@@ -9216,6 +9640,7 @@
     <w:qFormat/>
     <w:pPr>
       <w:widowControl/>
+      <w:suppressAutoHyphens w:val="true"/>
       <w:bidi w:val="0"/>
       <w:spacing w:before="0" w:after="0"/>
       <w:jc w:val="start"/>
